--- a/Capstone project .docx
+++ b/Capstone project .docx
@@ -7,7 +7,7 @@
         <w:t>Capstone project</w:t>
       </w:r>
       <w:r>
-        <w:t xml:space="preserve"> </w:t>
+        <w:t>.</w:t>
       </w:r>
     </w:p>
     <w:sectPr>
